--- a/docs/Bitácoras_GrupoC.docx
+++ b/docs/Bitácoras_GrupoC.docx
@@ -178,38 +178,16 @@
           <w:bCs/>
           <w:lang w:val="es-EC"/>
         </w:rPr>
-        <w:t>Titulo</w:t>
-      </w:r>
-    </w:p>
-    <w:p>
-      <w:pPr>
-        <w:spacing w:after="0" w:line="480" w:lineRule="auto"/>
-        <w:jc w:val="center"/>
-        <w:rPr>
-          <w:rFonts w:ascii="Times New Roman" w:hAnsi="Times New Roman" w:cs="Times New Roman"/>
-          <w:lang w:val="es-EC"/>
-        </w:rPr>
-      </w:pPr>
-      <w:r>
-        <w:rPr>
-          <w:rFonts w:ascii="Times New Roman" w:hAnsi="Times New Roman" w:cs="Times New Roman"/>
-          <w:lang w:val="es-EC"/>
-        </w:rPr>
         <w:t>Bitácora</w:t>
       </w:r>
       <w:r>
         <w:rPr>
           <w:rFonts w:ascii="Times New Roman" w:hAnsi="Times New Roman" w:cs="Times New Roman"/>
+          <w:b/>
+          <w:bCs/>
           <w:lang w:val="es-EC"/>
         </w:rPr>
         <w:t>s</w:t>
-      </w:r>
-      <w:r>
-        <w:rPr>
-          <w:rFonts w:ascii="Times New Roman" w:hAnsi="Times New Roman" w:cs="Times New Roman"/>
-          <w:lang w:val="es-EC"/>
-        </w:rPr>
-        <w:t>:</w:t>
       </w:r>
     </w:p>
     <w:p>
@@ -475,6 +453,24 @@
     </w:p>
     <w:p>
       <w:pPr>
+        <w:jc w:val="center"/>
+        <w:rPr>
+          <w:rFonts w:ascii="Times New Roman" w:hAnsi="Times New Roman" w:cs="Times New Roman"/>
+          <w:lang w:val="es-EC"/>
+        </w:rPr>
+      </w:pPr>
+    </w:p>
+    <w:p>
+      <w:pPr>
+        <w:jc w:val="center"/>
+        <w:rPr>
+          <w:rFonts w:ascii="Times New Roman" w:hAnsi="Times New Roman" w:cs="Times New Roman"/>
+          <w:lang w:val="es-EC"/>
+        </w:rPr>
+      </w:pPr>
+    </w:p>
+    <w:p>
+      <w:pPr>
         <w:rPr>
           <w:rFonts w:ascii="Times New Roman" w:hAnsi="Times New Roman" w:cs="Times New Roman"/>
           <w:lang w:val="es-EC"/>
@@ -565,7 +561,7 @@
                 <w:bCs/>
                 <w:lang w:val="es"/>
               </w:rPr>
-              <w:t>5</w:t>
+              <w:t>6</w:t>
             </w:r>
           </w:p>
         </w:tc>
@@ -619,14 +615,28 @@
                 <w:rFonts w:ascii="Times New Roman" w:eastAsia="Arial" w:hAnsi="Times New Roman" w:cs="Times New Roman"/>
                 <w:lang w:val="es"/>
               </w:rPr>
-              <w:t>4</w:t>
-            </w:r>
-            <w:r>
-              <w:rPr>
-                <w:rFonts w:ascii="Times New Roman" w:eastAsia="Arial" w:hAnsi="Times New Roman" w:cs="Times New Roman"/>
-                <w:lang w:val="es"/>
-              </w:rPr>
-              <w:t xml:space="preserve"> de mayo del 2026</w:t>
+              <w:t>0</w:t>
+            </w:r>
+            <w:r>
+              <w:rPr>
+                <w:rFonts w:ascii="Times New Roman" w:eastAsia="Arial" w:hAnsi="Times New Roman" w:cs="Times New Roman"/>
+                <w:lang w:val="es"/>
+              </w:rPr>
+              <w:t xml:space="preserve"> de </w:t>
+            </w:r>
+            <w:r>
+              <w:rPr>
+                <w:rFonts w:ascii="Times New Roman" w:eastAsia="Arial" w:hAnsi="Times New Roman" w:cs="Times New Roman"/>
+                <w:lang w:val="es"/>
+              </w:rPr>
+              <w:t xml:space="preserve">junio </w:t>
+            </w:r>
+            <w:r>
+              <w:rPr>
+                <w:rFonts w:ascii="Times New Roman" w:eastAsia="Arial" w:hAnsi="Times New Roman" w:cs="Times New Roman"/>
+                <w:lang w:val="es"/>
+              </w:rPr>
+              <w:t>del 2026</w:t>
             </w:r>
           </w:p>
         </w:tc>
@@ -741,6 +751,28 @@
                 <w:lang w:val="es-EC"/>
               </w:rPr>
               <w:t>Se detallaron los casos de uso y los casos de pruebas</w:t>
+            </w:r>
+          </w:p>
+          <w:p>
+            <w:pPr>
+              <w:pStyle w:val="Prrafodelista"/>
+              <w:numPr>
+                <w:ilvl w:val="0"/>
+                <w:numId w:val="2"/>
+              </w:numPr>
+              <w:spacing w:before="240" w:after="120" w:line="276" w:lineRule="auto"/>
+              <w:ind w:right="-17"/>
+              <w:rPr>
+                <w:rFonts w:ascii="Times New Roman" w:hAnsi="Times New Roman" w:cs="Times New Roman"/>
+                <w:lang w:val="es-EC"/>
+              </w:rPr>
+            </w:pPr>
+            <w:r>
+              <w:rPr>
+                <w:rFonts w:ascii="Times New Roman" w:hAnsi="Times New Roman" w:cs="Times New Roman"/>
+                <w:lang w:val="es-EC"/>
+              </w:rPr>
+              <w:t>Conexión a la base de datos, código PDO</w:t>
             </w:r>
           </w:p>
           <w:p>
@@ -1448,7 +1480,7 @@
                 <w:sz w:val="22"/>
                 <w:szCs w:val="22"/>
               </w:rPr>
-              <w:t>Avance en su módulo</w:t>
+              <w:t>Estudiante retirado</w:t>
             </w:r>
           </w:p>
         </w:tc>
@@ -1478,7 +1510,7 @@
                 <w:sz w:val="22"/>
                 <w:szCs w:val="22"/>
               </w:rPr>
-              <w:t>100%</w:t>
+              <w:t>0%</w:t>
             </w:r>
           </w:p>
         </w:tc>
@@ -1770,16 +1802,7 @@
                 <w:szCs w:val="22"/>
                 <w:lang w:val="es"/>
               </w:rPr>
-              <w:t xml:space="preserve">Avance </w:t>
-            </w:r>
-            <w:r>
-              <w:rPr>
-                <w:rFonts w:ascii="Times New Roman" w:eastAsia="Arial" w:hAnsi="Times New Roman" w:cs="Times New Roman"/>
-                <w:sz w:val="22"/>
-                <w:szCs w:val="22"/>
-                <w:lang w:val="es"/>
-              </w:rPr>
-              <w:t>caso de pruebas</w:t>
+              <w:t>Avance caso de pruebas</w:t>
             </w:r>
           </w:p>
         </w:tc>
@@ -2203,7 +2226,7 @@
               <w:rPr>
                 <w:rFonts w:ascii="Times New Roman" w:hAnsi="Times New Roman" w:cs="Times New Roman"/>
               </w:rPr>
-              <w:t>5</w:t>
+              <w:t>7</w:t>
             </w:r>
             <w:r>
               <w:rPr>
@@ -2325,6 +2348,2000 @@
                 <w:lang w:val="es"/>
               </w:rPr>
               <w:lastRenderedPageBreak/>
+              <w:t>Módulo 3: Motor de inscripción automatizada</w:t>
+            </w:r>
+          </w:p>
+        </w:tc>
+        <w:tc>
+          <w:tcPr>
+            <w:tcW w:w="5221" w:type="dxa"/>
+            <w:gridSpan w:val="2"/>
+            <w:tcBorders>
+              <w:top w:val="single" w:sz="4" w:space="0" w:color="auto"/>
+              <w:left w:val="single" w:sz="4" w:space="0" w:color="auto"/>
+              <w:bottom w:val="single" w:sz="4" w:space="0" w:color="auto"/>
+              <w:right w:val="single" w:sz="4" w:space="0" w:color="auto"/>
+            </w:tcBorders>
+            <w:tcMar>
+              <w:left w:w="108" w:type="dxa"/>
+              <w:right w:w="108" w:type="dxa"/>
+            </w:tcMar>
+          </w:tcPr>
+          <w:p>
+            <w:pPr>
+              <w:spacing w:after="200" w:line="276" w:lineRule="auto"/>
+              <w:jc w:val="center"/>
+              <w:rPr>
+                <w:rFonts w:ascii="Times New Roman" w:hAnsi="Times New Roman" w:cs="Times New Roman"/>
+              </w:rPr>
+            </w:pPr>
+            <w:r>
+              <w:rPr>
+                <w:rFonts w:ascii="Times New Roman" w:hAnsi="Times New Roman" w:cs="Times New Roman"/>
+              </w:rPr>
+              <w:t>10%</w:t>
+            </w:r>
+          </w:p>
+        </w:tc>
+      </w:tr>
+      <w:tr>
+        <w:trPr>
+          <w:trHeight w:val="300"/>
+        </w:trPr>
+        <w:tc>
+          <w:tcPr>
+            <w:tcW w:w="3563" w:type="dxa"/>
+            <w:gridSpan w:val="2"/>
+            <w:tcBorders>
+              <w:top w:val="single" w:sz="4" w:space="0" w:color="auto"/>
+              <w:left w:val="single" w:sz="4" w:space="0" w:color="auto"/>
+              <w:bottom w:val="single" w:sz="4" w:space="0" w:color="auto"/>
+              <w:right w:val="single" w:sz="4" w:space="0" w:color="auto"/>
+            </w:tcBorders>
+            <w:tcMar>
+              <w:left w:w="108" w:type="dxa"/>
+              <w:right w:w="108" w:type="dxa"/>
+            </w:tcMar>
+          </w:tcPr>
+          <w:p>
+            <w:pPr>
+              <w:spacing w:after="200" w:line="276" w:lineRule="auto"/>
+              <w:jc w:val="center"/>
+              <w:rPr>
+                <w:rFonts w:ascii="Times New Roman" w:eastAsia="Arial" w:hAnsi="Times New Roman" w:cs="Times New Roman"/>
+                <w:lang w:val="es"/>
+              </w:rPr>
+            </w:pPr>
+            <w:r>
+              <w:rPr>
+                <w:rFonts w:ascii="Times New Roman" w:eastAsia="Arial" w:hAnsi="Times New Roman" w:cs="Times New Roman"/>
+                <w:sz w:val="22"/>
+                <w:szCs w:val="22"/>
+                <w:lang w:val="es"/>
+              </w:rPr>
+              <w:t>Módulo 4: Auditoría y registro oficial de horas</w:t>
+            </w:r>
+          </w:p>
+        </w:tc>
+        <w:tc>
+          <w:tcPr>
+            <w:tcW w:w="5221" w:type="dxa"/>
+            <w:gridSpan w:val="2"/>
+            <w:tcBorders>
+              <w:top w:val="single" w:sz="4" w:space="0" w:color="auto"/>
+              <w:left w:val="single" w:sz="4" w:space="0" w:color="auto"/>
+              <w:bottom w:val="single" w:sz="4" w:space="0" w:color="auto"/>
+              <w:right w:val="single" w:sz="4" w:space="0" w:color="auto"/>
+            </w:tcBorders>
+            <w:tcMar>
+              <w:left w:w="108" w:type="dxa"/>
+              <w:right w:w="108" w:type="dxa"/>
+            </w:tcMar>
+          </w:tcPr>
+          <w:p>
+            <w:pPr>
+              <w:spacing w:after="200" w:line="276" w:lineRule="auto"/>
+              <w:jc w:val="center"/>
+              <w:rPr>
+                <w:rFonts w:ascii="Times New Roman" w:eastAsia="Arial" w:hAnsi="Times New Roman" w:cs="Times New Roman"/>
+                <w:lang w:val="es"/>
+              </w:rPr>
+            </w:pPr>
+            <w:r>
+              <w:rPr>
+                <w:rFonts w:ascii="Times New Roman" w:hAnsi="Times New Roman" w:cs="Times New Roman"/>
+              </w:rPr>
+              <w:t>10%</w:t>
+            </w:r>
+          </w:p>
+        </w:tc>
+      </w:tr>
+      <w:tr>
+        <w:trPr>
+          <w:trHeight w:val="300"/>
+        </w:trPr>
+        <w:tc>
+          <w:tcPr>
+            <w:tcW w:w="3563" w:type="dxa"/>
+            <w:gridSpan w:val="2"/>
+            <w:tcBorders>
+              <w:top w:val="single" w:sz="4" w:space="0" w:color="auto"/>
+              <w:left w:val="single" w:sz="4" w:space="0" w:color="auto"/>
+              <w:bottom w:val="single" w:sz="4" w:space="0" w:color="auto"/>
+              <w:right w:val="single" w:sz="4" w:space="0" w:color="auto"/>
+            </w:tcBorders>
+            <w:tcMar>
+              <w:left w:w="108" w:type="dxa"/>
+              <w:right w:w="108" w:type="dxa"/>
+            </w:tcMar>
+          </w:tcPr>
+          <w:p>
+            <w:pPr>
+              <w:spacing w:after="200" w:line="276" w:lineRule="auto"/>
+              <w:jc w:val="center"/>
+              <w:rPr>
+                <w:rFonts w:ascii="Times New Roman" w:eastAsia="Arial" w:hAnsi="Times New Roman" w:cs="Times New Roman"/>
+                <w:lang w:val="es"/>
+              </w:rPr>
+            </w:pPr>
+            <w:r>
+              <w:rPr>
+                <w:rFonts w:ascii="Times New Roman" w:eastAsia="Arial" w:hAnsi="Times New Roman" w:cs="Times New Roman"/>
+                <w:sz w:val="22"/>
+                <w:szCs w:val="22"/>
+                <w:lang w:val="es"/>
+              </w:rPr>
+              <w:t>Módulo 5: Dashboard de Seguimiento Estudiantil</w:t>
+            </w:r>
+          </w:p>
+        </w:tc>
+        <w:tc>
+          <w:tcPr>
+            <w:tcW w:w="5221" w:type="dxa"/>
+            <w:gridSpan w:val="2"/>
+            <w:tcBorders>
+              <w:top w:val="single" w:sz="4" w:space="0" w:color="auto"/>
+              <w:left w:val="single" w:sz="4" w:space="0" w:color="auto"/>
+              <w:bottom w:val="single" w:sz="4" w:space="0" w:color="auto"/>
+              <w:right w:val="single" w:sz="4" w:space="0" w:color="auto"/>
+            </w:tcBorders>
+            <w:tcMar>
+              <w:left w:w="108" w:type="dxa"/>
+              <w:right w:w="108" w:type="dxa"/>
+            </w:tcMar>
+          </w:tcPr>
+          <w:p>
+            <w:pPr>
+              <w:spacing w:after="200" w:line="276" w:lineRule="auto"/>
+              <w:jc w:val="center"/>
+              <w:rPr>
+                <w:rFonts w:ascii="Times New Roman" w:eastAsia="Arial" w:hAnsi="Times New Roman" w:cs="Times New Roman"/>
+                <w:lang w:val="es"/>
+              </w:rPr>
+            </w:pPr>
+            <w:r>
+              <w:rPr>
+                <w:rFonts w:ascii="Times New Roman" w:hAnsi="Times New Roman" w:cs="Times New Roman"/>
+              </w:rPr>
+              <w:t>10%</w:t>
+            </w:r>
+          </w:p>
+        </w:tc>
+      </w:tr>
+    </w:tbl>
+    <w:p>
+      <w:pPr>
+        <w:rPr>
+          <w:rFonts w:ascii="Times New Roman" w:hAnsi="Times New Roman" w:cs="Times New Roman"/>
+          <w:lang w:val="es-EC"/>
+        </w:rPr>
+      </w:pPr>
+    </w:p>
+    <w:tbl>
+      <w:tblPr>
+        <w:tblStyle w:val="Tablaconcuadrcula"/>
+        <w:tblW w:w="0" w:type="auto"/>
+        <w:tblLook w:val="04A0" w:firstRow="1" w:lastRow="0" w:firstColumn="1" w:lastColumn="0" w:noHBand="0" w:noVBand="1"/>
+      </w:tblPr>
+      <w:tblGrid>
+        <w:gridCol w:w="1555"/>
+        <w:gridCol w:w="7229"/>
+      </w:tblGrid>
+      <w:tr>
+        <w:tc>
+          <w:tcPr>
+            <w:tcW w:w="1555" w:type="dxa"/>
+            <w:shd w:val="clear" w:color="auto" w:fill="E8E8E8" w:themeFill="background2"/>
+          </w:tcPr>
+          <w:p>
+            <w:pPr>
+              <w:spacing w:after="200" w:line="276" w:lineRule="auto"/>
+              <w:rPr>
+                <w:rFonts w:ascii="Times New Roman" w:eastAsia="Arial" w:hAnsi="Times New Roman" w:cs="Times New Roman"/>
+                <w:b/>
+                <w:bCs/>
+                <w:lang w:val="es"/>
+              </w:rPr>
+            </w:pPr>
+            <w:r>
+              <w:rPr>
+                <w:rFonts w:ascii="Times New Roman" w:eastAsia="Arial" w:hAnsi="Times New Roman" w:cs="Times New Roman"/>
+                <w:b/>
+                <w:bCs/>
+                <w:lang w:val="es"/>
+              </w:rPr>
+              <w:t>Grupo C</w:t>
+            </w:r>
+          </w:p>
+        </w:tc>
+        <w:tc>
+          <w:tcPr>
+            <w:tcW w:w="7229" w:type="dxa"/>
+          </w:tcPr>
+          <w:p>
+            <w:pPr>
+              <w:spacing w:after="200" w:line="276" w:lineRule="auto"/>
+              <w:rPr>
+                <w:rFonts w:ascii="Times New Roman" w:eastAsia="Arial" w:hAnsi="Times New Roman" w:cs="Times New Roman"/>
+                <w:b/>
+                <w:bCs/>
+                <w:lang w:val="es"/>
+              </w:rPr>
+            </w:pPr>
+            <w:r>
+              <w:rPr>
+                <w:rFonts w:ascii="Times New Roman" w:eastAsia="Arial" w:hAnsi="Times New Roman" w:cs="Times New Roman"/>
+                <w:b/>
+                <w:bCs/>
+                <w:lang w:val="es"/>
+              </w:rPr>
+              <w:t xml:space="preserve">Bitácora </w:t>
+            </w:r>
+            <w:r>
+              <w:rPr>
+                <w:rFonts w:ascii="Times New Roman" w:eastAsia="Arial" w:hAnsi="Times New Roman" w:cs="Times New Roman"/>
+                <w:b/>
+                <w:bCs/>
+                <w:lang w:val="es"/>
+              </w:rPr>
+              <w:t>5</w:t>
+            </w:r>
+          </w:p>
+        </w:tc>
+      </w:tr>
+      <w:tr>
+        <w:tc>
+          <w:tcPr>
+            <w:tcW w:w="1555" w:type="dxa"/>
+            <w:shd w:val="clear" w:color="auto" w:fill="E8E8E8" w:themeFill="background2"/>
+          </w:tcPr>
+          <w:p>
+            <w:pPr>
+              <w:spacing w:after="200" w:line="276" w:lineRule="auto"/>
+              <w:rPr>
+                <w:rFonts w:ascii="Times New Roman" w:eastAsia="Arial" w:hAnsi="Times New Roman" w:cs="Times New Roman"/>
+                <w:lang w:val="es"/>
+              </w:rPr>
+            </w:pPr>
+            <w:r>
+              <w:rPr>
+                <w:rFonts w:ascii="Times New Roman" w:eastAsia="Arial" w:hAnsi="Times New Roman" w:cs="Times New Roman"/>
+                <w:b/>
+                <w:bCs/>
+                <w:lang w:val="es"/>
+              </w:rPr>
+              <w:t>Fecha</w:t>
+            </w:r>
+          </w:p>
+        </w:tc>
+        <w:tc>
+          <w:tcPr>
+            <w:tcW w:w="7229" w:type="dxa"/>
+          </w:tcPr>
+          <w:p>
+            <w:pPr>
+              <w:spacing w:after="200" w:line="276" w:lineRule="auto"/>
+              <w:rPr>
+                <w:rFonts w:ascii="Times New Roman" w:eastAsia="Arial" w:hAnsi="Times New Roman" w:cs="Times New Roman"/>
+                <w:lang w:val="es"/>
+              </w:rPr>
+            </w:pPr>
+            <w:r>
+              <w:rPr>
+                <w:rFonts w:ascii="Times New Roman" w:eastAsia="Arial" w:hAnsi="Times New Roman" w:cs="Times New Roman"/>
+                <w:lang w:val="es"/>
+              </w:rPr>
+              <w:t>14</w:t>
+            </w:r>
+            <w:r>
+              <w:rPr>
+                <w:rFonts w:ascii="Times New Roman" w:eastAsia="Arial" w:hAnsi="Times New Roman" w:cs="Times New Roman"/>
+                <w:lang w:val="es"/>
+              </w:rPr>
+              <w:t xml:space="preserve"> de mayo del 2026</w:t>
+            </w:r>
+          </w:p>
+        </w:tc>
+      </w:tr>
+      <w:tr>
+        <w:tc>
+          <w:tcPr>
+            <w:tcW w:w="1555" w:type="dxa"/>
+            <w:shd w:val="clear" w:color="auto" w:fill="E8E8E8" w:themeFill="background2"/>
+          </w:tcPr>
+          <w:p>
+            <w:pPr>
+              <w:spacing w:line="480" w:lineRule="auto"/>
+              <w:rPr>
+                <w:rFonts w:ascii="Times New Roman" w:hAnsi="Times New Roman" w:cs="Times New Roman"/>
+                <w:lang w:val="es-EC"/>
+              </w:rPr>
+            </w:pPr>
+            <w:r>
+              <w:rPr>
+                <w:rFonts w:ascii="Times New Roman" w:eastAsia="Arial" w:hAnsi="Times New Roman" w:cs="Times New Roman"/>
+                <w:b/>
+                <w:bCs/>
+                <w:lang w:val="es-EC"/>
+              </w:rPr>
+              <w:t>Integrantes</w:t>
+            </w:r>
+          </w:p>
+        </w:tc>
+        <w:tc>
+          <w:tcPr>
+            <w:tcW w:w="7229" w:type="dxa"/>
+          </w:tcPr>
+          <w:p>
+            <w:pPr>
+              <w:spacing w:after="200" w:line="276" w:lineRule="auto"/>
+              <w:rPr>
+                <w:rFonts w:ascii="Times New Roman" w:eastAsia="Arial" w:hAnsi="Times New Roman" w:cs="Times New Roman"/>
+                <w:b/>
+                <w:bCs/>
+                <w:lang w:val="es"/>
+              </w:rPr>
+            </w:pPr>
+            <w:r>
+              <w:rPr>
+                <w:rFonts w:ascii="Times New Roman" w:hAnsi="Times New Roman" w:cs="Times New Roman"/>
+                <w:lang w:val="es-EC"/>
+              </w:rPr>
+              <w:t>Jessie Alay, Amy Baque, Adrian Gavilanes, Daniel Gualan, Jhon Intriago, Roger Martines, Ricardo Mazzini, Katherine Méndez, Jean Paul Mogollon, Mariela Nuñez</w:t>
+            </w:r>
+            <w:r>
+              <w:rPr>
+                <w:rFonts w:ascii="Times New Roman" w:hAnsi="Times New Roman" w:cs="Times New Roman"/>
+                <w:lang w:val="es-EC"/>
+              </w:rPr>
+              <w:t>.</w:t>
+            </w:r>
+          </w:p>
+        </w:tc>
+      </w:tr>
+      <w:tr>
+        <w:tc>
+          <w:tcPr>
+            <w:tcW w:w="8784" w:type="dxa"/>
+            <w:gridSpan w:val="2"/>
+            <w:shd w:val="clear" w:color="auto" w:fill="E8E8E8" w:themeFill="background2"/>
+          </w:tcPr>
+          <w:p>
+            <w:pPr>
+              <w:spacing w:after="120" w:line="276" w:lineRule="auto"/>
+              <w:jc w:val="center"/>
+              <w:rPr>
+                <w:rFonts w:ascii="Arial" w:eastAsia="Arial" w:hAnsi="Arial" w:cs="Arial"/>
+                <w:lang w:val="es"/>
+              </w:rPr>
+            </w:pPr>
+            <w:r>
+              <w:rPr>
+                <w:rFonts w:ascii="Times New Roman" w:hAnsi="Times New Roman" w:cs="Times New Roman"/>
+                <w:b/>
+                <w:bCs/>
+                <w:lang w:val="es-EC"/>
+              </w:rPr>
+              <w:t>Aspectos tratados</w:t>
+            </w:r>
+          </w:p>
+        </w:tc>
+      </w:tr>
+      <w:tr>
+        <w:tc>
+          <w:tcPr>
+            <w:tcW w:w="8784" w:type="dxa"/>
+            <w:gridSpan w:val="2"/>
+          </w:tcPr>
+          <w:p>
+            <w:pPr>
+              <w:pStyle w:val="Prrafodelista"/>
+              <w:numPr>
+                <w:ilvl w:val="0"/>
+                <w:numId w:val="2"/>
+              </w:numPr>
+              <w:spacing w:before="240" w:after="120" w:line="276" w:lineRule="auto"/>
+              <w:ind w:right="-17"/>
+              <w:rPr>
+                <w:rFonts w:ascii="Times New Roman" w:hAnsi="Times New Roman" w:cs="Times New Roman"/>
+                <w:lang w:val="es-EC"/>
+              </w:rPr>
+            </w:pPr>
+            <w:r>
+              <w:rPr>
+                <w:rFonts w:ascii="Times New Roman" w:hAnsi="Times New Roman" w:cs="Times New Roman"/>
+                <w:lang w:val="es-EC"/>
+              </w:rPr>
+              <w:t>Se detallaron los casos de uso y los casos de pruebas</w:t>
+            </w:r>
+          </w:p>
+          <w:p>
+            <w:pPr>
+              <w:pStyle w:val="Prrafodelista"/>
+              <w:numPr>
+                <w:ilvl w:val="0"/>
+                <w:numId w:val="2"/>
+              </w:numPr>
+              <w:spacing w:before="240" w:after="120" w:line="276" w:lineRule="auto"/>
+              <w:ind w:right="-17"/>
+              <w:rPr>
+                <w:rFonts w:ascii="Times New Roman" w:hAnsi="Times New Roman" w:cs="Times New Roman"/>
+                <w:lang w:val="es-EC"/>
+              </w:rPr>
+            </w:pPr>
+            <w:r>
+              <w:rPr>
+                <w:rFonts w:ascii="Times New Roman" w:hAnsi="Times New Roman" w:cs="Times New Roman"/>
+                <w:lang w:val="es-EC"/>
+              </w:rPr>
+              <w:t>Avance en el desarrollo de los módulos</w:t>
+            </w:r>
+          </w:p>
+        </w:tc>
+      </w:tr>
+    </w:tbl>
+    <w:tbl>
+      <w:tblPr>
+        <w:tblpPr w:leftFromText="141" w:rightFromText="141" w:vertAnchor="text" w:horzAnchor="margin" w:tblpY="18"/>
+        <w:tblW w:w="8784" w:type="dxa"/>
+        <w:tblLook w:val="04A0" w:firstRow="1" w:lastRow="0" w:firstColumn="1" w:lastColumn="0" w:noHBand="0" w:noVBand="1"/>
+      </w:tblPr>
+      <w:tblGrid>
+        <w:gridCol w:w="2449"/>
+        <w:gridCol w:w="1114"/>
+        <w:gridCol w:w="2489"/>
+        <w:gridCol w:w="2732"/>
+      </w:tblGrid>
+      <w:tr>
+        <w:trPr>
+          <w:trHeight w:val="300"/>
+        </w:trPr>
+        <w:tc>
+          <w:tcPr>
+            <w:tcW w:w="6052" w:type="dxa"/>
+            <w:gridSpan w:val="3"/>
+            <w:tcBorders>
+              <w:top w:val="single" w:sz="4" w:space="0" w:color="auto"/>
+              <w:left w:val="single" w:sz="4" w:space="0" w:color="auto"/>
+              <w:bottom w:val="single" w:sz="4" w:space="0" w:color="auto"/>
+              <w:right w:val="single" w:sz="4" w:space="0" w:color="auto"/>
+            </w:tcBorders>
+            <w:shd w:val="clear" w:color="auto" w:fill="A6A6A6" w:themeFill="background1" w:themeFillShade="A6"/>
+          </w:tcPr>
+          <w:p>
+            <w:pPr>
+              <w:spacing w:after="200" w:line="276" w:lineRule="auto"/>
+              <w:jc w:val="center"/>
+              <w:rPr>
+                <w:rFonts w:ascii="Times New Roman" w:hAnsi="Times New Roman" w:cs="Times New Roman"/>
+              </w:rPr>
+            </w:pPr>
+            <w:r>
+              <w:rPr>
+                <w:rFonts w:ascii="Times New Roman" w:eastAsia="Arial" w:hAnsi="Times New Roman" w:cs="Times New Roman"/>
+                <w:b/>
+                <w:bCs/>
+                <w:color w:val="000000" w:themeColor="text1"/>
+                <w:lang w:val="es"/>
+              </w:rPr>
+              <w:t>LISTA DE PARTICIPANTES</w:t>
+            </w:r>
+          </w:p>
+        </w:tc>
+        <w:tc>
+          <w:tcPr>
+            <w:tcW w:w="2732" w:type="dxa"/>
+            <w:tcBorders>
+              <w:top w:val="single" w:sz="4" w:space="0" w:color="auto"/>
+              <w:left w:val="single" w:sz="4" w:space="0" w:color="auto"/>
+              <w:bottom w:val="single" w:sz="4" w:space="0" w:color="auto"/>
+              <w:right w:val="single" w:sz="4" w:space="0" w:color="auto"/>
+            </w:tcBorders>
+            <w:shd w:val="clear" w:color="auto" w:fill="A6A6A6" w:themeFill="background1" w:themeFillShade="A6"/>
+          </w:tcPr>
+          <w:p>
+            <w:pPr>
+              <w:spacing w:after="200" w:line="276" w:lineRule="auto"/>
+              <w:jc w:val="center"/>
+              <w:rPr>
+                <w:rFonts w:ascii="Times New Roman" w:eastAsia="Arial" w:hAnsi="Times New Roman" w:cs="Times New Roman"/>
+                <w:b/>
+                <w:bCs/>
+                <w:color w:val="000000" w:themeColor="text1"/>
+                <w:lang w:val="es"/>
+              </w:rPr>
+            </w:pPr>
+          </w:p>
+        </w:tc>
+      </w:tr>
+      <w:tr>
+        <w:trPr>
+          <w:trHeight w:val="300"/>
+        </w:trPr>
+        <w:tc>
+          <w:tcPr>
+            <w:tcW w:w="2449" w:type="dxa"/>
+            <w:tcBorders>
+              <w:top w:val="single" w:sz="4" w:space="0" w:color="auto"/>
+              <w:left w:val="single" w:sz="4" w:space="0" w:color="auto"/>
+              <w:bottom w:val="single" w:sz="4" w:space="0" w:color="auto"/>
+              <w:right w:val="single" w:sz="4" w:space="0" w:color="auto"/>
+            </w:tcBorders>
+            <w:shd w:val="clear" w:color="auto" w:fill="D9D9D9" w:themeFill="background1" w:themeFillShade="D9"/>
+            <w:tcMar>
+              <w:left w:w="108" w:type="dxa"/>
+              <w:right w:w="108" w:type="dxa"/>
+            </w:tcMar>
+          </w:tcPr>
+          <w:p>
+            <w:pPr>
+              <w:spacing w:after="200" w:line="276" w:lineRule="auto"/>
+              <w:jc w:val="center"/>
+              <w:rPr>
+                <w:rFonts w:ascii="Times New Roman" w:hAnsi="Times New Roman" w:cs="Times New Roman"/>
+              </w:rPr>
+            </w:pPr>
+            <w:r>
+              <w:rPr>
+                <w:rFonts w:ascii="Times New Roman" w:eastAsia="Arial" w:hAnsi="Times New Roman" w:cs="Times New Roman"/>
+                <w:b/>
+                <w:bCs/>
+                <w:color w:val="000000" w:themeColor="text1"/>
+                <w:lang w:val="es"/>
+              </w:rPr>
+              <w:t>Nombre y Apellido</w:t>
+            </w:r>
+          </w:p>
+        </w:tc>
+        <w:tc>
+          <w:tcPr>
+            <w:tcW w:w="3603" w:type="dxa"/>
+            <w:gridSpan w:val="2"/>
+            <w:tcBorders>
+              <w:top w:val="nil"/>
+              <w:left w:val="single" w:sz="4" w:space="0" w:color="auto"/>
+              <w:bottom w:val="single" w:sz="4" w:space="0" w:color="auto"/>
+              <w:right w:val="single" w:sz="4" w:space="0" w:color="auto"/>
+            </w:tcBorders>
+            <w:shd w:val="clear" w:color="auto" w:fill="D9D9D9" w:themeFill="background1" w:themeFillShade="D9"/>
+            <w:tcMar>
+              <w:left w:w="108" w:type="dxa"/>
+              <w:right w:w="108" w:type="dxa"/>
+            </w:tcMar>
+          </w:tcPr>
+          <w:p>
+            <w:pPr>
+              <w:spacing w:after="200" w:line="276" w:lineRule="auto"/>
+              <w:jc w:val="center"/>
+              <w:rPr>
+                <w:rFonts w:ascii="Times New Roman" w:hAnsi="Times New Roman" w:cs="Times New Roman"/>
+              </w:rPr>
+            </w:pPr>
+            <w:r>
+              <w:rPr>
+                <w:rFonts w:ascii="Times New Roman" w:eastAsia="Arial" w:hAnsi="Times New Roman" w:cs="Times New Roman"/>
+                <w:b/>
+                <w:bCs/>
+                <w:color w:val="000000" w:themeColor="text1"/>
+                <w:lang w:val="es"/>
+              </w:rPr>
+              <w:t>Actividad</w:t>
+            </w:r>
+          </w:p>
+        </w:tc>
+        <w:tc>
+          <w:tcPr>
+            <w:tcW w:w="2732" w:type="dxa"/>
+            <w:tcBorders>
+              <w:top w:val="nil"/>
+              <w:left w:val="single" w:sz="4" w:space="0" w:color="auto"/>
+              <w:bottom w:val="single" w:sz="4" w:space="0" w:color="auto"/>
+              <w:right w:val="single" w:sz="4" w:space="0" w:color="auto"/>
+            </w:tcBorders>
+            <w:shd w:val="clear" w:color="auto" w:fill="D9D9D9" w:themeFill="background1" w:themeFillShade="D9"/>
+          </w:tcPr>
+          <w:p>
+            <w:pPr>
+              <w:spacing w:after="200" w:line="276" w:lineRule="auto"/>
+              <w:jc w:val="center"/>
+              <w:rPr>
+                <w:rFonts w:ascii="Times New Roman" w:eastAsia="Arial" w:hAnsi="Times New Roman" w:cs="Times New Roman"/>
+                <w:b/>
+                <w:bCs/>
+                <w:color w:val="000000" w:themeColor="text1"/>
+                <w:lang w:val="es"/>
+              </w:rPr>
+            </w:pPr>
+            <w:r>
+              <w:rPr>
+                <w:rFonts w:ascii="Times New Roman" w:eastAsia="Arial" w:hAnsi="Times New Roman" w:cs="Times New Roman"/>
+                <w:b/>
+                <w:bCs/>
+                <w:color w:val="000000" w:themeColor="text1"/>
+                <w:lang w:val="es"/>
+              </w:rPr>
+              <w:t xml:space="preserve">Participación </w:t>
+            </w:r>
+          </w:p>
+        </w:tc>
+      </w:tr>
+      <w:tr>
+        <w:trPr>
+          <w:trHeight w:val="300"/>
+        </w:trPr>
+        <w:tc>
+          <w:tcPr>
+            <w:tcW w:w="2449" w:type="dxa"/>
+            <w:tcBorders>
+              <w:top w:val="single" w:sz="4" w:space="0" w:color="auto"/>
+              <w:left w:val="single" w:sz="4" w:space="0" w:color="auto"/>
+              <w:bottom w:val="single" w:sz="4" w:space="0" w:color="auto"/>
+              <w:right w:val="single" w:sz="4" w:space="0" w:color="auto"/>
+            </w:tcBorders>
+            <w:tcMar>
+              <w:left w:w="108" w:type="dxa"/>
+              <w:right w:w="108" w:type="dxa"/>
+            </w:tcMar>
+          </w:tcPr>
+          <w:p>
+            <w:pPr>
+              <w:spacing w:after="200" w:line="276" w:lineRule="auto"/>
+              <w:jc w:val="center"/>
+              <w:rPr>
+                <w:rFonts w:ascii="Times New Roman" w:hAnsi="Times New Roman" w:cs="Times New Roman"/>
+                <w:sz w:val="22"/>
+                <w:szCs w:val="22"/>
+              </w:rPr>
+            </w:pPr>
+            <w:r>
+              <w:rPr>
+                <w:rFonts w:ascii="Times New Roman" w:hAnsi="Times New Roman" w:cs="Times New Roman"/>
+                <w:sz w:val="22"/>
+                <w:szCs w:val="22"/>
+              </w:rPr>
+              <w:t>Jessie Alay</w:t>
+            </w:r>
+          </w:p>
+        </w:tc>
+        <w:tc>
+          <w:tcPr>
+            <w:tcW w:w="3603" w:type="dxa"/>
+            <w:gridSpan w:val="2"/>
+            <w:tcBorders>
+              <w:top w:val="single" w:sz="4" w:space="0" w:color="auto"/>
+              <w:left w:val="single" w:sz="4" w:space="0" w:color="auto"/>
+              <w:bottom w:val="single" w:sz="4" w:space="0" w:color="auto"/>
+              <w:right w:val="single" w:sz="4" w:space="0" w:color="auto"/>
+            </w:tcBorders>
+            <w:tcMar>
+              <w:left w:w="108" w:type="dxa"/>
+              <w:right w:w="108" w:type="dxa"/>
+            </w:tcMar>
+          </w:tcPr>
+          <w:p>
+            <w:pPr>
+              <w:spacing w:after="200" w:line="276" w:lineRule="auto"/>
+              <w:jc w:val="center"/>
+              <w:rPr>
+                <w:rFonts w:ascii="Times New Roman" w:hAnsi="Times New Roman" w:cs="Times New Roman"/>
+                <w:sz w:val="22"/>
+                <w:szCs w:val="22"/>
+              </w:rPr>
+            </w:pPr>
+            <w:r>
+              <w:rPr>
+                <w:rFonts w:ascii="Times New Roman" w:hAnsi="Times New Roman" w:cs="Times New Roman"/>
+                <w:sz w:val="22"/>
+                <w:szCs w:val="22"/>
+              </w:rPr>
+              <w:t>Avance en su módulo</w:t>
+            </w:r>
+          </w:p>
+        </w:tc>
+        <w:tc>
+          <w:tcPr>
+            <w:tcW w:w="2732" w:type="dxa"/>
+            <w:tcBorders>
+              <w:top w:val="single" w:sz="4" w:space="0" w:color="auto"/>
+              <w:left w:val="single" w:sz="4" w:space="0" w:color="auto"/>
+              <w:bottom w:val="single" w:sz="4" w:space="0" w:color="auto"/>
+              <w:right w:val="single" w:sz="4" w:space="0" w:color="auto"/>
+            </w:tcBorders>
+          </w:tcPr>
+          <w:p>
+            <w:pPr>
+              <w:spacing w:after="200" w:line="276" w:lineRule="auto"/>
+              <w:jc w:val="center"/>
+              <w:rPr>
+                <w:rFonts w:ascii="Times New Roman" w:hAnsi="Times New Roman" w:cs="Times New Roman"/>
+                <w:sz w:val="22"/>
+                <w:szCs w:val="22"/>
+              </w:rPr>
+            </w:pPr>
+            <w:r>
+              <w:rPr>
+                <w:rFonts w:ascii="Times New Roman" w:hAnsi="Times New Roman" w:cs="Times New Roman"/>
+                <w:sz w:val="22"/>
+                <w:szCs w:val="22"/>
+              </w:rPr>
+              <w:t>100%</w:t>
+            </w:r>
+          </w:p>
+        </w:tc>
+      </w:tr>
+      <w:tr>
+        <w:trPr>
+          <w:trHeight w:val="567"/>
+        </w:trPr>
+        <w:tc>
+          <w:tcPr>
+            <w:tcW w:w="2449" w:type="dxa"/>
+            <w:tcBorders>
+              <w:top w:val="single" w:sz="4" w:space="0" w:color="auto"/>
+              <w:left w:val="single" w:sz="4" w:space="0" w:color="auto"/>
+              <w:bottom w:val="single" w:sz="4" w:space="0" w:color="auto"/>
+              <w:right w:val="single" w:sz="4" w:space="0" w:color="auto"/>
+            </w:tcBorders>
+            <w:tcMar>
+              <w:left w:w="108" w:type="dxa"/>
+              <w:right w:w="108" w:type="dxa"/>
+            </w:tcMar>
+          </w:tcPr>
+          <w:p>
+            <w:pPr>
+              <w:spacing w:after="200" w:line="276" w:lineRule="auto"/>
+              <w:jc w:val="center"/>
+              <w:rPr>
+                <w:rFonts w:ascii="Times New Roman" w:hAnsi="Times New Roman" w:cs="Times New Roman"/>
+                <w:sz w:val="22"/>
+                <w:szCs w:val="22"/>
+              </w:rPr>
+            </w:pPr>
+            <w:r>
+              <w:rPr>
+                <w:rFonts w:ascii="Times New Roman" w:hAnsi="Times New Roman" w:cs="Times New Roman"/>
+                <w:sz w:val="22"/>
+                <w:szCs w:val="22"/>
+                <w:lang w:val="es-EC"/>
+              </w:rPr>
+              <w:t>Amy Baque</w:t>
+            </w:r>
+          </w:p>
+        </w:tc>
+        <w:tc>
+          <w:tcPr>
+            <w:tcW w:w="3603" w:type="dxa"/>
+            <w:gridSpan w:val="2"/>
+            <w:tcBorders>
+              <w:top w:val="single" w:sz="4" w:space="0" w:color="auto"/>
+              <w:left w:val="single" w:sz="4" w:space="0" w:color="auto"/>
+              <w:bottom w:val="single" w:sz="4" w:space="0" w:color="auto"/>
+              <w:right w:val="single" w:sz="4" w:space="0" w:color="auto"/>
+            </w:tcBorders>
+            <w:tcMar>
+              <w:left w:w="108" w:type="dxa"/>
+              <w:right w:w="108" w:type="dxa"/>
+            </w:tcMar>
+          </w:tcPr>
+          <w:p>
+            <w:pPr>
+              <w:spacing w:after="200" w:line="276" w:lineRule="auto"/>
+              <w:jc w:val="center"/>
+              <w:rPr>
+                <w:rFonts w:ascii="Times New Roman" w:hAnsi="Times New Roman" w:cs="Times New Roman"/>
+                <w:sz w:val="22"/>
+                <w:szCs w:val="22"/>
+              </w:rPr>
+            </w:pPr>
+            <w:r>
+              <w:rPr>
+                <w:rFonts w:ascii="Times New Roman" w:eastAsia="Arial" w:hAnsi="Times New Roman" w:cs="Times New Roman"/>
+                <w:sz w:val="22"/>
+                <w:szCs w:val="22"/>
+                <w:lang w:val="es"/>
+              </w:rPr>
+              <w:t>Avance caso de pruebas</w:t>
+            </w:r>
+          </w:p>
+        </w:tc>
+        <w:tc>
+          <w:tcPr>
+            <w:tcW w:w="2732" w:type="dxa"/>
+            <w:tcBorders>
+              <w:top w:val="single" w:sz="4" w:space="0" w:color="auto"/>
+              <w:left w:val="single" w:sz="4" w:space="0" w:color="auto"/>
+              <w:bottom w:val="single" w:sz="4" w:space="0" w:color="auto"/>
+              <w:right w:val="single" w:sz="4" w:space="0" w:color="auto"/>
+            </w:tcBorders>
+          </w:tcPr>
+          <w:p>
+            <w:pPr>
+              <w:spacing w:after="200" w:line="276" w:lineRule="auto"/>
+              <w:jc w:val="center"/>
+              <w:rPr>
+                <w:rFonts w:ascii="Times New Roman" w:hAnsi="Times New Roman" w:cs="Times New Roman"/>
+                <w:sz w:val="22"/>
+                <w:szCs w:val="22"/>
+              </w:rPr>
+            </w:pPr>
+            <w:r>
+              <w:rPr>
+                <w:rFonts w:ascii="Times New Roman" w:hAnsi="Times New Roman" w:cs="Times New Roman"/>
+                <w:sz w:val="22"/>
+                <w:szCs w:val="22"/>
+              </w:rPr>
+              <w:t>100%</w:t>
+            </w:r>
+          </w:p>
+        </w:tc>
+      </w:tr>
+      <w:tr>
+        <w:trPr>
+          <w:trHeight w:val="300"/>
+        </w:trPr>
+        <w:tc>
+          <w:tcPr>
+            <w:tcW w:w="2449" w:type="dxa"/>
+            <w:tcBorders>
+              <w:top w:val="single" w:sz="4" w:space="0" w:color="auto"/>
+              <w:left w:val="single" w:sz="4" w:space="0" w:color="auto"/>
+              <w:bottom w:val="single" w:sz="4" w:space="0" w:color="auto"/>
+              <w:right w:val="single" w:sz="4" w:space="0" w:color="auto"/>
+            </w:tcBorders>
+            <w:tcMar>
+              <w:left w:w="108" w:type="dxa"/>
+              <w:right w:w="108" w:type="dxa"/>
+            </w:tcMar>
+          </w:tcPr>
+          <w:p>
+            <w:pPr>
+              <w:spacing w:after="200" w:line="276" w:lineRule="auto"/>
+              <w:jc w:val="center"/>
+              <w:rPr>
+                <w:rFonts w:ascii="Times New Roman" w:hAnsi="Times New Roman" w:cs="Times New Roman"/>
+                <w:sz w:val="22"/>
+                <w:szCs w:val="22"/>
+              </w:rPr>
+            </w:pPr>
+            <w:r>
+              <w:rPr>
+                <w:rFonts w:ascii="Times New Roman" w:hAnsi="Times New Roman" w:cs="Times New Roman"/>
+                <w:sz w:val="22"/>
+                <w:szCs w:val="22"/>
+                <w:lang w:val="es-EC"/>
+              </w:rPr>
+              <w:t>Adrian Gavilanes</w:t>
+            </w:r>
+          </w:p>
+        </w:tc>
+        <w:tc>
+          <w:tcPr>
+            <w:tcW w:w="3603" w:type="dxa"/>
+            <w:gridSpan w:val="2"/>
+            <w:tcBorders>
+              <w:top w:val="single" w:sz="4" w:space="0" w:color="auto"/>
+              <w:left w:val="single" w:sz="4" w:space="0" w:color="auto"/>
+              <w:bottom w:val="single" w:sz="4" w:space="0" w:color="auto"/>
+              <w:right w:val="single" w:sz="4" w:space="0" w:color="auto"/>
+            </w:tcBorders>
+            <w:tcMar>
+              <w:left w:w="108" w:type="dxa"/>
+              <w:right w:w="108" w:type="dxa"/>
+            </w:tcMar>
+          </w:tcPr>
+          <w:p>
+            <w:pPr>
+              <w:spacing w:after="200" w:line="276" w:lineRule="auto"/>
+              <w:jc w:val="center"/>
+              <w:rPr>
+                <w:rFonts w:ascii="Times New Roman" w:hAnsi="Times New Roman" w:cs="Times New Roman"/>
+                <w:sz w:val="22"/>
+                <w:szCs w:val="22"/>
+              </w:rPr>
+            </w:pPr>
+            <w:r>
+              <w:rPr>
+                <w:rFonts w:ascii="Times New Roman" w:eastAsia="Arial" w:hAnsi="Times New Roman" w:cs="Times New Roman"/>
+                <w:sz w:val="22"/>
+                <w:szCs w:val="22"/>
+                <w:lang w:val="es"/>
+              </w:rPr>
+              <w:t>Avance del artículo</w:t>
+            </w:r>
+          </w:p>
+        </w:tc>
+        <w:tc>
+          <w:tcPr>
+            <w:tcW w:w="2732" w:type="dxa"/>
+            <w:tcBorders>
+              <w:top w:val="single" w:sz="4" w:space="0" w:color="auto"/>
+              <w:left w:val="single" w:sz="4" w:space="0" w:color="auto"/>
+              <w:bottom w:val="single" w:sz="4" w:space="0" w:color="auto"/>
+              <w:right w:val="single" w:sz="4" w:space="0" w:color="auto"/>
+            </w:tcBorders>
+          </w:tcPr>
+          <w:p>
+            <w:pPr>
+              <w:spacing w:after="200" w:line="276" w:lineRule="auto"/>
+              <w:jc w:val="center"/>
+              <w:rPr>
+                <w:rFonts w:ascii="Times New Roman" w:hAnsi="Times New Roman" w:cs="Times New Roman"/>
+                <w:sz w:val="22"/>
+                <w:szCs w:val="22"/>
+              </w:rPr>
+            </w:pPr>
+            <w:r>
+              <w:rPr>
+                <w:rFonts w:ascii="Times New Roman" w:hAnsi="Times New Roman" w:cs="Times New Roman"/>
+                <w:sz w:val="22"/>
+                <w:szCs w:val="22"/>
+              </w:rPr>
+              <w:t>100%</w:t>
+            </w:r>
+          </w:p>
+        </w:tc>
+      </w:tr>
+      <w:tr>
+        <w:trPr>
+          <w:trHeight w:val="300"/>
+        </w:trPr>
+        <w:tc>
+          <w:tcPr>
+            <w:tcW w:w="2449" w:type="dxa"/>
+            <w:tcBorders>
+              <w:top w:val="single" w:sz="4" w:space="0" w:color="auto"/>
+              <w:left w:val="single" w:sz="4" w:space="0" w:color="auto"/>
+              <w:bottom w:val="single" w:sz="4" w:space="0" w:color="auto"/>
+              <w:right w:val="single" w:sz="4" w:space="0" w:color="auto"/>
+            </w:tcBorders>
+            <w:tcMar>
+              <w:left w:w="108" w:type="dxa"/>
+              <w:right w:w="108" w:type="dxa"/>
+            </w:tcMar>
+          </w:tcPr>
+          <w:p>
+            <w:pPr>
+              <w:spacing w:after="200" w:line="276" w:lineRule="auto"/>
+              <w:jc w:val="center"/>
+              <w:rPr>
+                <w:rFonts w:ascii="Times New Roman" w:eastAsia="Arial" w:hAnsi="Times New Roman" w:cs="Times New Roman"/>
+                <w:sz w:val="22"/>
+                <w:szCs w:val="22"/>
+                <w:lang w:val="es"/>
+              </w:rPr>
+            </w:pPr>
+            <w:r>
+              <w:rPr>
+                <w:rFonts w:ascii="Times New Roman" w:hAnsi="Times New Roman" w:cs="Times New Roman"/>
+                <w:sz w:val="22"/>
+                <w:szCs w:val="22"/>
+                <w:lang w:val="es-EC"/>
+              </w:rPr>
+              <w:t>Daniel Gualan</w:t>
+            </w:r>
+          </w:p>
+        </w:tc>
+        <w:tc>
+          <w:tcPr>
+            <w:tcW w:w="3603" w:type="dxa"/>
+            <w:gridSpan w:val="2"/>
+            <w:tcBorders>
+              <w:top w:val="single" w:sz="4" w:space="0" w:color="auto"/>
+              <w:left w:val="single" w:sz="4" w:space="0" w:color="auto"/>
+              <w:bottom w:val="single" w:sz="4" w:space="0" w:color="auto"/>
+              <w:right w:val="single" w:sz="4" w:space="0" w:color="auto"/>
+            </w:tcBorders>
+            <w:tcMar>
+              <w:left w:w="108" w:type="dxa"/>
+              <w:right w:w="108" w:type="dxa"/>
+            </w:tcMar>
+          </w:tcPr>
+          <w:p>
+            <w:pPr>
+              <w:spacing w:after="200" w:line="276" w:lineRule="auto"/>
+              <w:jc w:val="center"/>
+              <w:rPr>
+                <w:rFonts w:ascii="Times New Roman" w:eastAsia="Arial" w:hAnsi="Times New Roman" w:cs="Times New Roman"/>
+                <w:sz w:val="22"/>
+                <w:szCs w:val="22"/>
+                <w:lang w:val="es"/>
+              </w:rPr>
+            </w:pPr>
+            <w:r>
+              <w:rPr>
+                <w:rFonts w:ascii="Times New Roman" w:hAnsi="Times New Roman" w:cs="Times New Roman"/>
+                <w:sz w:val="22"/>
+                <w:szCs w:val="22"/>
+              </w:rPr>
+              <w:t>Avance en su módulo</w:t>
+            </w:r>
+          </w:p>
+        </w:tc>
+        <w:tc>
+          <w:tcPr>
+            <w:tcW w:w="2732" w:type="dxa"/>
+            <w:tcBorders>
+              <w:top w:val="single" w:sz="4" w:space="0" w:color="auto"/>
+              <w:left w:val="single" w:sz="4" w:space="0" w:color="auto"/>
+              <w:bottom w:val="single" w:sz="4" w:space="0" w:color="auto"/>
+              <w:right w:val="single" w:sz="4" w:space="0" w:color="auto"/>
+            </w:tcBorders>
+          </w:tcPr>
+          <w:p>
+            <w:pPr>
+              <w:spacing w:after="200" w:line="276" w:lineRule="auto"/>
+              <w:jc w:val="center"/>
+              <w:rPr>
+                <w:rFonts w:ascii="Times New Roman" w:hAnsi="Times New Roman" w:cs="Times New Roman"/>
+                <w:sz w:val="22"/>
+                <w:szCs w:val="22"/>
+              </w:rPr>
+            </w:pPr>
+            <w:r>
+              <w:rPr>
+                <w:rFonts w:ascii="Times New Roman" w:hAnsi="Times New Roman" w:cs="Times New Roman"/>
+                <w:sz w:val="22"/>
+                <w:szCs w:val="22"/>
+              </w:rPr>
+              <w:t>100%</w:t>
+            </w:r>
+          </w:p>
+        </w:tc>
+      </w:tr>
+      <w:tr>
+        <w:trPr>
+          <w:trHeight w:val="300"/>
+        </w:trPr>
+        <w:tc>
+          <w:tcPr>
+            <w:tcW w:w="2449" w:type="dxa"/>
+            <w:tcBorders>
+              <w:top w:val="single" w:sz="4" w:space="0" w:color="auto"/>
+              <w:left w:val="single" w:sz="4" w:space="0" w:color="auto"/>
+              <w:bottom w:val="single" w:sz="4" w:space="0" w:color="auto"/>
+              <w:right w:val="single" w:sz="4" w:space="0" w:color="auto"/>
+            </w:tcBorders>
+            <w:tcMar>
+              <w:left w:w="108" w:type="dxa"/>
+              <w:right w:w="108" w:type="dxa"/>
+            </w:tcMar>
+          </w:tcPr>
+          <w:p>
+            <w:pPr>
+              <w:spacing w:after="200" w:line="276" w:lineRule="auto"/>
+              <w:jc w:val="center"/>
+              <w:rPr>
+                <w:rFonts w:ascii="Times New Roman" w:eastAsia="Arial" w:hAnsi="Times New Roman" w:cs="Times New Roman"/>
+                <w:sz w:val="22"/>
+                <w:szCs w:val="22"/>
+                <w:lang w:val="es"/>
+              </w:rPr>
+            </w:pPr>
+            <w:r>
+              <w:rPr>
+                <w:rFonts w:ascii="Times New Roman" w:hAnsi="Times New Roman" w:cs="Times New Roman"/>
+                <w:sz w:val="22"/>
+                <w:szCs w:val="22"/>
+                <w:lang w:val="es-EC"/>
+              </w:rPr>
+              <w:t>Jhon Intriago</w:t>
+            </w:r>
+          </w:p>
+        </w:tc>
+        <w:tc>
+          <w:tcPr>
+            <w:tcW w:w="3603" w:type="dxa"/>
+            <w:gridSpan w:val="2"/>
+            <w:tcBorders>
+              <w:top w:val="single" w:sz="4" w:space="0" w:color="auto"/>
+              <w:left w:val="single" w:sz="4" w:space="0" w:color="auto"/>
+              <w:bottom w:val="single" w:sz="4" w:space="0" w:color="auto"/>
+              <w:right w:val="single" w:sz="4" w:space="0" w:color="auto"/>
+            </w:tcBorders>
+            <w:tcMar>
+              <w:left w:w="108" w:type="dxa"/>
+              <w:right w:w="108" w:type="dxa"/>
+            </w:tcMar>
+          </w:tcPr>
+          <w:p>
+            <w:pPr>
+              <w:spacing w:after="200" w:line="276" w:lineRule="auto"/>
+              <w:jc w:val="center"/>
+              <w:rPr>
+                <w:rFonts w:ascii="Times New Roman" w:eastAsia="Arial" w:hAnsi="Times New Roman" w:cs="Times New Roman"/>
+                <w:sz w:val="22"/>
+                <w:szCs w:val="22"/>
+                <w:lang w:val="es"/>
+              </w:rPr>
+            </w:pPr>
+            <w:r>
+              <w:rPr>
+                <w:rFonts w:ascii="Times New Roman" w:hAnsi="Times New Roman" w:cs="Times New Roman"/>
+                <w:sz w:val="22"/>
+                <w:szCs w:val="22"/>
+              </w:rPr>
+              <w:t>Avance en su módulo</w:t>
+            </w:r>
+          </w:p>
+        </w:tc>
+        <w:tc>
+          <w:tcPr>
+            <w:tcW w:w="2732" w:type="dxa"/>
+            <w:tcBorders>
+              <w:top w:val="single" w:sz="4" w:space="0" w:color="auto"/>
+              <w:left w:val="single" w:sz="4" w:space="0" w:color="auto"/>
+              <w:bottom w:val="single" w:sz="4" w:space="0" w:color="auto"/>
+              <w:right w:val="single" w:sz="4" w:space="0" w:color="auto"/>
+            </w:tcBorders>
+          </w:tcPr>
+          <w:p>
+            <w:pPr>
+              <w:spacing w:after="200" w:line="276" w:lineRule="auto"/>
+              <w:jc w:val="center"/>
+              <w:rPr>
+                <w:rFonts w:ascii="Times New Roman" w:hAnsi="Times New Roman" w:cs="Times New Roman"/>
+                <w:sz w:val="22"/>
+                <w:szCs w:val="22"/>
+              </w:rPr>
+            </w:pPr>
+            <w:r>
+              <w:rPr>
+                <w:rFonts w:ascii="Times New Roman" w:hAnsi="Times New Roman" w:cs="Times New Roman"/>
+                <w:sz w:val="22"/>
+                <w:szCs w:val="22"/>
+              </w:rPr>
+              <w:t>100%</w:t>
+            </w:r>
+          </w:p>
+        </w:tc>
+      </w:tr>
+      <w:tr>
+        <w:trPr>
+          <w:trHeight w:val="300"/>
+        </w:trPr>
+        <w:tc>
+          <w:tcPr>
+            <w:tcW w:w="2449" w:type="dxa"/>
+            <w:tcBorders>
+              <w:top w:val="single" w:sz="4" w:space="0" w:color="auto"/>
+              <w:left w:val="single" w:sz="4" w:space="0" w:color="auto"/>
+              <w:bottom w:val="single" w:sz="4" w:space="0" w:color="auto"/>
+              <w:right w:val="single" w:sz="4" w:space="0" w:color="auto"/>
+            </w:tcBorders>
+            <w:tcMar>
+              <w:left w:w="108" w:type="dxa"/>
+              <w:right w:w="108" w:type="dxa"/>
+            </w:tcMar>
+          </w:tcPr>
+          <w:p>
+            <w:pPr>
+              <w:spacing w:after="200" w:line="276" w:lineRule="auto"/>
+              <w:jc w:val="center"/>
+              <w:rPr>
+                <w:rFonts w:ascii="Times New Roman" w:eastAsia="Arial" w:hAnsi="Times New Roman" w:cs="Times New Roman"/>
+                <w:sz w:val="22"/>
+                <w:szCs w:val="22"/>
+                <w:lang w:val="es"/>
+              </w:rPr>
+            </w:pPr>
+            <w:r>
+              <w:rPr>
+                <w:rFonts w:ascii="Times New Roman" w:hAnsi="Times New Roman" w:cs="Times New Roman"/>
+                <w:sz w:val="22"/>
+                <w:szCs w:val="22"/>
+                <w:lang w:val="es-EC"/>
+              </w:rPr>
+              <w:t>Roger Martines</w:t>
+            </w:r>
+          </w:p>
+        </w:tc>
+        <w:tc>
+          <w:tcPr>
+            <w:tcW w:w="3603" w:type="dxa"/>
+            <w:gridSpan w:val="2"/>
+            <w:tcBorders>
+              <w:top w:val="single" w:sz="4" w:space="0" w:color="auto"/>
+              <w:left w:val="single" w:sz="4" w:space="0" w:color="auto"/>
+              <w:bottom w:val="single" w:sz="4" w:space="0" w:color="auto"/>
+              <w:right w:val="single" w:sz="4" w:space="0" w:color="auto"/>
+            </w:tcBorders>
+            <w:tcMar>
+              <w:left w:w="108" w:type="dxa"/>
+              <w:right w:w="108" w:type="dxa"/>
+            </w:tcMar>
+          </w:tcPr>
+          <w:p>
+            <w:pPr>
+              <w:spacing w:after="200" w:line="276" w:lineRule="auto"/>
+              <w:jc w:val="center"/>
+              <w:rPr>
+                <w:rFonts w:ascii="Times New Roman" w:eastAsia="Arial" w:hAnsi="Times New Roman" w:cs="Times New Roman"/>
+                <w:sz w:val="22"/>
+                <w:szCs w:val="22"/>
+                <w:lang w:val="es"/>
+              </w:rPr>
+            </w:pPr>
+            <w:r>
+              <w:rPr>
+                <w:rFonts w:ascii="Times New Roman" w:hAnsi="Times New Roman" w:cs="Times New Roman"/>
+                <w:sz w:val="22"/>
+                <w:szCs w:val="22"/>
+              </w:rPr>
+              <w:t>Avance en su módulo</w:t>
+            </w:r>
+          </w:p>
+        </w:tc>
+        <w:tc>
+          <w:tcPr>
+            <w:tcW w:w="2732" w:type="dxa"/>
+            <w:tcBorders>
+              <w:top w:val="single" w:sz="4" w:space="0" w:color="auto"/>
+              <w:left w:val="single" w:sz="4" w:space="0" w:color="auto"/>
+              <w:bottom w:val="single" w:sz="4" w:space="0" w:color="auto"/>
+              <w:right w:val="single" w:sz="4" w:space="0" w:color="auto"/>
+            </w:tcBorders>
+          </w:tcPr>
+          <w:p>
+            <w:pPr>
+              <w:spacing w:after="200" w:line="276" w:lineRule="auto"/>
+              <w:jc w:val="center"/>
+              <w:rPr>
+                <w:rFonts w:ascii="Times New Roman" w:hAnsi="Times New Roman" w:cs="Times New Roman"/>
+                <w:sz w:val="22"/>
+                <w:szCs w:val="22"/>
+              </w:rPr>
+            </w:pPr>
+            <w:r>
+              <w:rPr>
+                <w:rFonts w:ascii="Times New Roman" w:hAnsi="Times New Roman" w:cs="Times New Roman"/>
+                <w:sz w:val="22"/>
+                <w:szCs w:val="22"/>
+              </w:rPr>
+              <w:t>100%</w:t>
+            </w:r>
+          </w:p>
+        </w:tc>
+      </w:tr>
+      <w:tr>
+        <w:trPr>
+          <w:trHeight w:val="300"/>
+        </w:trPr>
+        <w:tc>
+          <w:tcPr>
+            <w:tcW w:w="2449" w:type="dxa"/>
+            <w:tcBorders>
+              <w:top w:val="single" w:sz="4" w:space="0" w:color="auto"/>
+              <w:left w:val="single" w:sz="4" w:space="0" w:color="auto"/>
+              <w:bottom w:val="single" w:sz="4" w:space="0" w:color="auto"/>
+              <w:right w:val="single" w:sz="4" w:space="0" w:color="auto"/>
+            </w:tcBorders>
+            <w:tcMar>
+              <w:left w:w="108" w:type="dxa"/>
+              <w:right w:w="108" w:type="dxa"/>
+            </w:tcMar>
+          </w:tcPr>
+          <w:p>
+            <w:pPr>
+              <w:spacing w:after="200" w:line="276" w:lineRule="auto"/>
+              <w:jc w:val="center"/>
+              <w:rPr>
+                <w:rFonts w:ascii="Times New Roman" w:eastAsia="Arial" w:hAnsi="Times New Roman" w:cs="Times New Roman"/>
+                <w:sz w:val="22"/>
+                <w:szCs w:val="22"/>
+                <w:lang w:val="es"/>
+              </w:rPr>
+            </w:pPr>
+            <w:r>
+              <w:rPr>
+                <w:rFonts w:ascii="Times New Roman" w:hAnsi="Times New Roman" w:cs="Times New Roman"/>
+                <w:sz w:val="22"/>
+                <w:szCs w:val="22"/>
+                <w:lang w:val="es-EC"/>
+              </w:rPr>
+              <w:t>Ricardo Mazzini</w:t>
+            </w:r>
+          </w:p>
+        </w:tc>
+        <w:tc>
+          <w:tcPr>
+            <w:tcW w:w="3603" w:type="dxa"/>
+            <w:gridSpan w:val="2"/>
+            <w:tcBorders>
+              <w:top w:val="single" w:sz="4" w:space="0" w:color="auto"/>
+              <w:left w:val="single" w:sz="4" w:space="0" w:color="auto"/>
+              <w:bottom w:val="single" w:sz="4" w:space="0" w:color="auto"/>
+              <w:right w:val="single" w:sz="4" w:space="0" w:color="auto"/>
+            </w:tcBorders>
+            <w:tcMar>
+              <w:left w:w="108" w:type="dxa"/>
+              <w:right w:w="108" w:type="dxa"/>
+            </w:tcMar>
+          </w:tcPr>
+          <w:p>
+            <w:pPr>
+              <w:spacing w:after="200" w:line="276" w:lineRule="auto"/>
+              <w:jc w:val="center"/>
+              <w:rPr>
+                <w:rFonts w:ascii="Times New Roman" w:eastAsia="Arial" w:hAnsi="Times New Roman" w:cs="Times New Roman"/>
+                <w:sz w:val="22"/>
+                <w:szCs w:val="22"/>
+                <w:lang w:val="es"/>
+              </w:rPr>
+            </w:pPr>
+            <w:r>
+              <w:rPr>
+                <w:rFonts w:ascii="Times New Roman" w:hAnsi="Times New Roman" w:cs="Times New Roman"/>
+                <w:sz w:val="22"/>
+                <w:szCs w:val="22"/>
+              </w:rPr>
+              <w:t>Avance en su módulo</w:t>
+            </w:r>
+          </w:p>
+        </w:tc>
+        <w:tc>
+          <w:tcPr>
+            <w:tcW w:w="2732" w:type="dxa"/>
+            <w:tcBorders>
+              <w:top w:val="single" w:sz="4" w:space="0" w:color="auto"/>
+              <w:left w:val="single" w:sz="4" w:space="0" w:color="auto"/>
+              <w:bottom w:val="single" w:sz="4" w:space="0" w:color="auto"/>
+              <w:right w:val="single" w:sz="4" w:space="0" w:color="auto"/>
+            </w:tcBorders>
+          </w:tcPr>
+          <w:p>
+            <w:pPr>
+              <w:spacing w:after="200" w:line="276" w:lineRule="auto"/>
+              <w:jc w:val="center"/>
+              <w:rPr>
+                <w:rFonts w:ascii="Times New Roman" w:hAnsi="Times New Roman" w:cs="Times New Roman"/>
+                <w:sz w:val="22"/>
+                <w:szCs w:val="22"/>
+              </w:rPr>
+            </w:pPr>
+            <w:r>
+              <w:rPr>
+                <w:rFonts w:ascii="Times New Roman" w:hAnsi="Times New Roman" w:cs="Times New Roman"/>
+                <w:sz w:val="22"/>
+                <w:szCs w:val="22"/>
+              </w:rPr>
+              <w:t>100%</w:t>
+            </w:r>
+          </w:p>
+        </w:tc>
+      </w:tr>
+      <w:tr>
+        <w:trPr>
+          <w:trHeight w:val="300"/>
+        </w:trPr>
+        <w:tc>
+          <w:tcPr>
+            <w:tcW w:w="2449" w:type="dxa"/>
+            <w:tcBorders>
+              <w:top w:val="single" w:sz="4" w:space="0" w:color="auto"/>
+              <w:left w:val="single" w:sz="4" w:space="0" w:color="auto"/>
+              <w:bottom w:val="single" w:sz="4" w:space="0" w:color="auto"/>
+              <w:right w:val="single" w:sz="4" w:space="0" w:color="auto"/>
+            </w:tcBorders>
+            <w:tcMar>
+              <w:left w:w="108" w:type="dxa"/>
+              <w:right w:w="108" w:type="dxa"/>
+            </w:tcMar>
+          </w:tcPr>
+          <w:p>
+            <w:pPr>
+              <w:spacing w:after="200" w:line="276" w:lineRule="auto"/>
+              <w:jc w:val="center"/>
+              <w:rPr>
+                <w:rFonts w:ascii="Times New Roman" w:eastAsia="Arial" w:hAnsi="Times New Roman" w:cs="Times New Roman"/>
+                <w:sz w:val="22"/>
+                <w:szCs w:val="22"/>
+                <w:lang w:val="es"/>
+              </w:rPr>
+            </w:pPr>
+            <w:r>
+              <w:rPr>
+                <w:rFonts w:ascii="Times New Roman" w:hAnsi="Times New Roman" w:cs="Times New Roman"/>
+                <w:sz w:val="22"/>
+                <w:szCs w:val="22"/>
+                <w:lang w:val="es-EC"/>
+              </w:rPr>
+              <w:t>Katherine Méndez</w:t>
+            </w:r>
+          </w:p>
+        </w:tc>
+        <w:tc>
+          <w:tcPr>
+            <w:tcW w:w="3603" w:type="dxa"/>
+            <w:gridSpan w:val="2"/>
+            <w:tcBorders>
+              <w:top w:val="single" w:sz="4" w:space="0" w:color="auto"/>
+              <w:left w:val="single" w:sz="4" w:space="0" w:color="auto"/>
+              <w:bottom w:val="single" w:sz="4" w:space="0" w:color="auto"/>
+              <w:right w:val="single" w:sz="4" w:space="0" w:color="auto"/>
+            </w:tcBorders>
+            <w:tcMar>
+              <w:left w:w="108" w:type="dxa"/>
+              <w:right w:w="108" w:type="dxa"/>
+            </w:tcMar>
+          </w:tcPr>
+          <w:p>
+            <w:pPr>
+              <w:spacing w:after="200" w:line="276" w:lineRule="auto"/>
+              <w:jc w:val="center"/>
+              <w:rPr>
+                <w:rFonts w:ascii="Times New Roman" w:eastAsia="Arial" w:hAnsi="Times New Roman" w:cs="Times New Roman"/>
+                <w:sz w:val="22"/>
+                <w:szCs w:val="22"/>
+                <w:lang w:val="es"/>
+              </w:rPr>
+            </w:pPr>
+            <w:r>
+              <w:rPr>
+                <w:rFonts w:ascii="Times New Roman" w:eastAsia="Arial" w:hAnsi="Times New Roman" w:cs="Times New Roman"/>
+                <w:sz w:val="22"/>
+                <w:szCs w:val="22"/>
+                <w:lang w:val="es"/>
+              </w:rPr>
+              <w:t>Avance caso de pruebas</w:t>
+            </w:r>
+          </w:p>
+        </w:tc>
+        <w:tc>
+          <w:tcPr>
+            <w:tcW w:w="2732" w:type="dxa"/>
+            <w:tcBorders>
+              <w:top w:val="single" w:sz="4" w:space="0" w:color="auto"/>
+              <w:left w:val="single" w:sz="4" w:space="0" w:color="auto"/>
+              <w:bottom w:val="single" w:sz="4" w:space="0" w:color="auto"/>
+              <w:right w:val="single" w:sz="4" w:space="0" w:color="auto"/>
+            </w:tcBorders>
+          </w:tcPr>
+          <w:p>
+            <w:pPr>
+              <w:spacing w:after="200" w:line="276" w:lineRule="auto"/>
+              <w:jc w:val="center"/>
+              <w:rPr>
+                <w:rFonts w:ascii="Times New Roman" w:hAnsi="Times New Roman" w:cs="Times New Roman"/>
+                <w:sz w:val="22"/>
+                <w:szCs w:val="22"/>
+              </w:rPr>
+            </w:pPr>
+            <w:r>
+              <w:rPr>
+                <w:rFonts w:ascii="Times New Roman" w:hAnsi="Times New Roman" w:cs="Times New Roman"/>
+                <w:sz w:val="22"/>
+                <w:szCs w:val="22"/>
+              </w:rPr>
+              <w:t>100%</w:t>
+            </w:r>
+          </w:p>
+        </w:tc>
+      </w:tr>
+      <w:tr>
+        <w:trPr>
+          <w:trHeight w:val="300"/>
+        </w:trPr>
+        <w:tc>
+          <w:tcPr>
+            <w:tcW w:w="2449" w:type="dxa"/>
+            <w:tcBorders>
+              <w:top w:val="single" w:sz="4" w:space="0" w:color="auto"/>
+              <w:left w:val="single" w:sz="4" w:space="0" w:color="auto"/>
+              <w:bottom w:val="single" w:sz="4" w:space="0" w:color="auto"/>
+              <w:right w:val="single" w:sz="4" w:space="0" w:color="auto"/>
+            </w:tcBorders>
+            <w:tcMar>
+              <w:left w:w="108" w:type="dxa"/>
+              <w:right w:w="108" w:type="dxa"/>
+            </w:tcMar>
+          </w:tcPr>
+          <w:p>
+            <w:pPr>
+              <w:spacing w:after="200" w:line="276" w:lineRule="auto"/>
+              <w:jc w:val="center"/>
+              <w:rPr>
+                <w:rFonts w:ascii="Times New Roman" w:hAnsi="Times New Roman" w:cs="Times New Roman"/>
+                <w:sz w:val="22"/>
+                <w:szCs w:val="22"/>
+                <w:lang w:val="es-EC"/>
+              </w:rPr>
+            </w:pPr>
+            <w:r>
+              <w:rPr>
+                <w:rFonts w:ascii="Times New Roman" w:hAnsi="Times New Roman" w:cs="Times New Roman"/>
+                <w:sz w:val="22"/>
+                <w:szCs w:val="22"/>
+                <w:lang w:val="es-EC"/>
+              </w:rPr>
+              <w:t>Jean Paul Mogollon</w:t>
+            </w:r>
+          </w:p>
+        </w:tc>
+        <w:tc>
+          <w:tcPr>
+            <w:tcW w:w="3603" w:type="dxa"/>
+            <w:gridSpan w:val="2"/>
+            <w:tcBorders>
+              <w:top w:val="single" w:sz="4" w:space="0" w:color="auto"/>
+              <w:left w:val="single" w:sz="4" w:space="0" w:color="auto"/>
+              <w:bottom w:val="single" w:sz="4" w:space="0" w:color="auto"/>
+              <w:right w:val="single" w:sz="4" w:space="0" w:color="auto"/>
+            </w:tcBorders>
+            <w:tcMar>
+              <w:left w:w="108" w:type="dxa"/>
+              <w:right w:w="108" w:type="dxa"/>
+            </w:tcMar>
+          </w:tcPr>
+          <w:p>
+            <w:pPr>
+              <w:spacing w:after="200" w:line="276" w:lineRule="auto"/>
+              <w:jc w:val="center"/>
+              <w:rPr>
+                <w:rFonts w:ascii="Times New Roman" w:eastAsia="Arial" w:hAnsi="Times New Roman" w:cs="Times New Roman"/>
+                <w:sz w:val="22"/>
+                <w:szCs w:val="22"/>
+                <w:lang w:val="es"/>
+              </w:rPr>
+            </w:pPr>
+            <w:r>
+              <w:rPr>
+                <w:rFonts w:ascii="Times New Roman" w:hAnsi="Times New Roman" w:cs="Times New Roman"/>
+                <w:sz w:val="22"/>
+                <w:szCs w:val="22"/>
+              </w:rPr>
+              <w:t>Avance en su módulo</w:t>
+            </w:r>
+          </w:p>
+        </w:tc>
+        <w:tc>
+          <w:tcPr>
+            <w:tcW w:w="2732" w:type="dxa"/>
+            <w:tcBorders>
+              <w:top w:val="single" w:sz="4" w:space="0" w:color="auto"/>
+              <w:left w:val="single" w:sz="4" w:space="0" w:color="auto"/>
+              <w:bottom w:val="single" w:sz="4" w:space="0" w:color="auto"/>
+              <w:right w:val="single" w:sz="4" w:space="0" w:color="auto"/>
+            </w:tcBorders>
+          </w:tcPr>
+          <w:p>
+            <w:pPr>
+              <w:spacing w:after="200" w:line="276" w:lineRule="auto"/>
+              <w:jc w:val="center"/>
+              <w:rPr>
+                <w:rFonts w:ascii="Times New Roman" w:hAnsi="Times New Roman" w:cs="Times New Roman"/>
+                <w:sz w:val="22"/>
+                <w:szCs w:val="22"/>
+              </w:rPr>
+            </w:pPr>
+            <w:r>
+              <w:rPr>
+                <w:rFonts w:ascii="Times New Roman" w:hAnsi="Times New Roman" w:cs="Times New Roman"/>
+                <w:sz w:val="22"/>
+                <w:szCs w:val="22"/>
+              </w:rPr>
+              <w:t>100%</w:t>
+            </w:r>
+          </w:p>
+        </w:tc>
+      </w:tr>
+      <w:tr>
+        <w:trPr>
+          <w:trHeight w:val="300"/>
+        </w:trPr>
+        <w:tc>
+          <w:tcPr>
+            <w:tcW w:w="2449" w:type="dxa"/>
+            <w:tcBorders>
+              <w:top w:val="single" w:sz="4" w:space="0" w:color="auto"/>
+              <w:left w:val="single" w:sz="4" w:space="0" w:color="auto"/>
+              <w:bottom w:val="single" w:sz="4" w:space="0" w:color="auto"/>
+              <w:right w:val="single" w:sz="4" w:space="0" w:color="auto"/>
+            </w:tcBorders>
+            <w:tcMar>
+              <w:left w:w="108" w:type="dxa"/>
+              <w:right w:w="108" w:type="dxa"/>
+            </w:tcMar>
+          </w:tcPr>
+          <w:p>
+            <w:pPr>
+              <w:spacing w:after="200" w:line="276" w:lineRule="auto"/>
+              <w:jc w:val="center"/>
+              <w:rPr>
+                <w:rFonts w:ascii="Times New Roman" w:hAnsi="Times New Roman" w:cs="Times New Roman"/>
+                <w:sz w:val="22"/>
+                <w:szCs w:val="22"/>
+                <w:lang w:val="es-EC"/>
+              </w:rPr>
+            </w:pPr>
+            <w:r>
+              <w:rPr>
+                <w:rFonts w:ascii="Times New Roman" w:hAnsi="Times New Roman" w:cs="Times New Roman"/>
+                <w:sz w:val="22"/>
+                <w:szCs w:val="22"/>
+                <w:lang w:val="es-EC"/>
+              </w:rPr>
+              <w:t>Mariela Nuñez</w:t>
+            </w:r>
+          </w:p>
+        </w:tc>
+        <w:tc>
+          <w:tcPr>
+            <w:tcW w:w="3603" w:type="dxa"/>
+            <w:gridSpan w:val="2"/>
+            <w:tcBorders>
+              <w:top w:val="single" w:sz="4" w:space="0" w:color="auto"/>
+              <w:left w:val="single" w:sz="4" w:space="0" w:color="auto"/>
+              <w:bottom w:val="single" w:sz="4" w:space="0" w:color="auto"/>
+              <w:right w:val="single" w:sz="4" w:space="0" w:color="auto"/>
+            </w:tcBorders>
+            <w:tcMar>
+              <w:left w:w="108" w:type="dxa"/>
+              <w:right w:w="108" w:type="dxa"/>
+            </w:tcMar>
+          </w:tcPr>
+          <w:p>
+            <w:pPr>
+              <w:spacing w:after="200" w:line="276" w:lineRule="auto"/>
+              <w:jc w:val="center"/>
+              <w:rPr>
+                <w:rFonts w:ascii="Times New Roman" w:eastAsia="Arial" w:hAnsi="Times New Roman" w:cs="Times New Roman"/>
+                <w:sz w:val="22"/>
+                <w:szCs w:val="22"/>
+                <w:lang w:val="es"/>
+              </w:rPr>
+            </w:pPr>
+            <w:r>
+              <w:rPr>
+                <w:rFonts w:ascii="Times New Roman" w:eastAsia="Arial" w:hAnsi="Times New Roman" w:cs="Times New Roman"/>
+                <w:sz w:val="22"/>
+                <w:szCs w:val="22"/>
+                <w:lang w:val="es"/>
+              </w:rPr>
+              <w:t>Avance del artículo</w:t>
+            </w:r>
+          </w:p>
+        </w:tc>
+        <w:tc>
+          <w:tcPr>
+            <w:tcW w:w="2732" w:type="dxa"/>
+            <w:tcBorders>
+              <w:top w:val="single" w:sz="4" w:space="0" w:color="auto"/>
+              <w:left w:val="single" w:sz="4" w:space="0" w:color="auto"/>
+              <w:bottom w:val="single" w:sz="4" w:space="0" w:color="auto"/>
+              <w:right w:val="single" w:sz="4" w:space="0" w:color="auto"/>
+            </w:tcBorders>
+          </w:tcPr>
+          <w:p>
+            <w:pPr>
+              <w:spacing w:after="200" w:line="276" w:lineRule="auto"/>
+              <w:jc w:val="center"/>
+              <w:rPr>
+                <w:rFonts w:ascii="Times New Roman" w:hAnsi="Times New Roman" w:cs="Times New Roman"/>
+                <w:sz w:val="22"/>
+                <w:szCs w:val="22"/>
+              </w:rPr>
+            </w:pPr>
+            <w:r>
+              <w:rPr>
+                <w:rFonts w:ascii="Times New Roman" w:hAnsi="Times New Roman" w:cs="Times New Roman"/>
+                <w:sz w:val="22"/>
+                <w:szCs w:val="22"/>
+              </w:rPr>
+              <w:t>100%</w:t>
+            </w:r>
+          </w:p>
+        </w:tc>
+      </w:tr>
+      <w:tr>
+        <w:trPr>
+          <w:trHeight w:val="300"/>
+        </w:trPr>
+        <w:tc>
+          <w:tcPr>
+            <w:tcW w:w="8784" w:type="dxa"/>
+            <w:gridSpan w:val="4"/>
+            <w:tcBorders>
+              <w:top w:val="single" w:sz="4" w:space="0" w:color="auto"/>
+              <w:left w:val="single" w:sz="4" w:space="0" w:color="auto"/>
+              <w:bottom w:val="single" w:sz="4" w:space="0" w:color="auto"/>
+              <w:right w:val="single" w:sz="4" w:space="0" w:color="auto"/>
+            </w:tcBorders>
+            <w:shd w:val="clear" w:color="auto" w:fill="A6A6A6" w:themeFill="background1" w:themeFillShade="A6"/>
+          </w:tcPr>
+          <w:p>
+            <w:pPr>
+              <w:spacing w:after="200" w:line="276" w:lineRule="auto"/>
+              <w:jc w:val="center"/>
+              <w:rPr>
+                <w:rFonts w:ascii="Times New Roman" w:hAnsi="Times New Roman" w:cs="Times New Roman"/>
+              </w:rPr>
+            </w:pPr>
+            <w:r>
+              <w:rPr>
+                <w:rFonts w:ascii="Times New Roman" w:eastAsia="Arial" w:hAnsi="Times New Roman" w:cs="Times New Roman"/>
+                <w:b/>
+                <w:bCs/>
+                <w:color w:val="000000" w:themeColor="text1"/>
+                <w:lang w:val="es"/>
+              </w:rPr>
+              <w:t>Avance de los módulos</w:t>
+            </w:r>
+          </w:p>
+        </w:tc>
+      </w:tr>
+      <w:tr>
+        <w:trPr>
+          <w:trHeight w:val="300"/>
+        </w:trPr>
+        <w:tc>
+          <w:tcPr>
+            <w:tcW w:w="3563" w:type="dxa"/>
+            <w:gridSpan w:val="2"/>
+            <w:tcBorders>
+              <w:top w:val="single" w:sz="4" w:space="0" w:color="auto"/>
+              <w:left w:val="single" w:sz="4" w:space="0" w:color="auto"/>
+              <w:bottom w:val="single" w:sz="4" w:space="0" w:color="auto"/>
+              <w:right w:val="single" w:sz="4" w:space="0" w:color="auto"/>
+            </w:tcBorders>
+            <w:shd w:val="clear" w:color="auto" w:fill="D9D9D9" w:themeFill="background1" w:themeFillShade="D9"/>
+            <w:tcMar>
+              <w:left w:w="108" w:type="dxa"/>
+              <w:right w:w="108" w:type="dxa"/>
+            </w:tcMar>
+          </w:tcPr>
+          <w:p>
+            <w:pPr>
+              <w:spacing w:after="200" w:line="276" w:lineRule="auto"/>
+              <w:jc w:val="center"/>
+              <w:rPr>
+                <w:rFonts w:ascii="Times New Roman" w:hAnsi="Times New Roman" w:cs="Times New Roman"/>
+              </w:rPr>
+            </w:pPr>
+            <w:r>
+              <w:rPr>
+                <w:rFonts w:ascii="Times New Roman" w:eastAsia="Arial" w:hAnsi="Times New Roman" w:cs="Times New Roman"/>
+                <w:b/>
+                <w:bCs/>
+                <w:color w:val="000000" w:themeColor="text1"/>
+                <w:lang w:val="es"/>
+              </w:rPr>
+              <w:t>Módulo</w:t>
+            </w:r>
+          </w:p>
+        </w:tc>
+        <w:tc>
+          <w:tcPr>
+            <w:tcW w:w="5221" w:type="dxa"/>
+            <w:gridSpan w:val="2"/>
+            <w:tcBorders>
+              <w:top w:val="nil"/>
+              <w:left w:val="single" w:sz="4" w:space="0" w:color="auto"/>
+              <w:bottom w:val="single" w:sz="4" w:space="0" w:color="auto"/>
+              <w:right w:val="single" w:sz="4" w:space="0" w:color="auto"/>
+            </w:tcBorders>
+            <w:shd w:val="clear" w:color="auto" w:fill="D9D9D9" w:themeFill="background1" w:themeFillShade="D9"/>
+            <w:tcMar>
+              <w:left w:w="108" w:type="dxa"/>
+              <w:right w:w="108" w:type="dxa"/>
+            </w:tcMar>
+          </w:tcPr>
+          <w:p>
+            <w:pPr>
+              <w:spacing w:after="200" w:line="276" w:lineRule="auto"/>
+              <w:jc w:val="center"/>
+              <w:rPr>
+                <w:rFonts w:ascii="Times New Roman" w:hAnsi="Times New Roman" w:cs="Times New Roman"/>
+              </w:rPr>
+            </w:pPr>
+            <w:r>
+              <w:rPr>
+                <w:rFonts w:ascii="Times New Roman" w:hAnsi="Times New Roman" w:cs="Times New Roman"/>
+              </w:rPr>
+              <w:t>Avance</w:t>
+            </w:r>
+          </w:p>
+        </w:tc>
+      </w:tr>
+      <w:tr>
+        <w:trPr>
+          <w:trHeight w:val="300"/>
+        </w:trPr>
+        <w:tc>
+          <w:tcPr>
+            <w:tcW w:w="3563" w:type="dxa"/>
+            <w:gridSpan w:val="2"/>
+            <w:tcBorders>
+              <w:top w:val="single" w:sz="4" w:space="0" w:color="auto"/>
+              <w:left w:val="single" w:sz="4" w:space="0" w:color="auto"/>
+              <w:bottom w:val="single" w:sz="4" w:space="0" w:color="auto"/>
+              <w:right w:val="single" w:sz="4" w:space="0" w:color="auto"/>
+            </w:tcBorders>
+            <w:tcMar>
+              <w:left w:w="108" w:type="dxa"/>
+              <w:right w:w="108" w:type="dxa"/>
+            </w:tcMar>
+          </w:tcPr>
+          <w:p>
+            <w:pPr>
+              <w:spacing w:after="200" w:line="276" w:lineRule="auto"/>
+              <w:jc w:val="center"/>
+              <w:rPr>
+                <w:rFonts w:ascii="Times New Roman" w:hAnsi="Times New Roman" w:cs="Times New Roman"/>
+              </w:rPr>
+            </w:pPr>
+            <w:r>
+              <w:rPr>
+                <w:rFonts w:ascii="Times New Roman" w:hAnsi="Times New Roman" w:cs="Times New Roman"/>
+                <w:sz w:val="22"/>
+                <w:szCs w:val="22"/>
+              </w:rPr>
+              <w:lastRenderedPageBreak/>
+              <w:t>Módulo 1: Seguridad y gestión de accesos</w:t>
+            </w:r>
+          </w:p>
+        </w:tc>
+        <w:tc>
+          <w:tcPr>
+            <w:tcW w:w="5221" w:type="dxa"/>
+            <w:gridSpan w:val="2"/>
+            <w:tcBorders>
+              <w:top w:val="single" w:sz="4" w:space="0" w:color="auto"/>
+              <w:left w:val="single" w:sz="4" w:space="0" w:color="auto"/>
+              <w:bottom w:val="single" w:sz="4" w:space="0" w:color="auto"/>
+              <w:right w:val="single" w:sz="4" w:space="0" w:color="auto"/>
+            </w:tcBorders>
+            <w:tcMar>
+              <w:left w:w="108" w:type="dxa"/>
+              <w:right w:w="108" w:type="dxa"/>
+            </w:tcMar>
+          </w:tcPr>
+          <w:p>
+            <w:pPr>
+              <w:spacing w:after="200" w:line="276" w:lineRule="auto"/>
+              <w:jc w:val="center"/>
+              <w:rPr>
+                <w:rFonts w:ascii="Times New Roman" w:hAnsi="Times New Roman" w:cs="Times New Roman"/>
+              </w:rPr>
+            </w:pPr>
+            <w:r>
+              <w:rPr>
+                <w:rFonts w:ascii="Times New Roman" w:hAnsi="Times New Roman" w:cs="Times New Roman"/>
+              </w:rPr>
+              <w:t>50%</w:t>
+            </w:r>
+          </w:p>
+        </w:tc>
+      </w:tr>
+      <w:tr>
+        <w:trPr>
+          <w:trHeight w:val="567"/>
+        </w:trPr>
+        <w:tc>
+          <w:tcPr>
+            <w:tcW w:w="3563" w:type="dxa"/>
+            <w:gridSpan w:val="2"/>
+            <w:tcBorders>
+              <w:top w:val="single" w:sz="4" w:space="0" w:color="auto"/>
+              <w:left w:val="single" w:sz="4" w:space="0" w:color="auto"/>
+              <w:bottom w:val="single" w:sz="4" w:space="0" w:color="auto"/>
+              <w:right w:val="single" w:sz="4" w:space="0" w:color="auto"/>
+            </w:tcBorders>
+            <w:tcMar>
+              <w:left w:w="108" w:type="dxa"/>
+              <w:right w:w="108" w:type="dxa"/>
+            </w:tcMar>
+          </w:tcPr>
+          <w:p>
+            <w:pPr>
+              <w:spacing w:after="200" w:line="276" w:lineRule="auto"/>
+              <w:jc w:val="center"/>
+              <w:rPr>
+                <w:rFonts w:ascii="Times New Roman" w:hAnsi="Times New Roman" w:cs="Times New Roman"/>
+              </w:rPr>
+            </w:pPr>
+            <w:r>
+              <w:rPr>
+                <w:rFonts w:ascii="Times New Roman" w:eastAsia="Arial" w:hAnsi="Times New Roman" w:cs="Times New Roman"/>
+                <w:sz w:val="22"/>
+                <w:szCs w:val="22"/>
+                <w:lang w:val="es"/>
+              </w:rPr>
+              <w:t>Módulo 2: Configuración de proyectos y cupos</w:t>
+            </w:r>
+          </w:p>
+        </w:tc>
+        <w:tc>
+          <w:tcPr>
+            <w:tcW w:w="5221" w:type="dxa"/>
+            <w:gridSpan w:val="2"/>
+            <w:tcBorders>
+              <w:top w:val="single" w:sz="4" w:space="0" w:color="auto"/>
+              <w:left w:val="single" w:sz="4" w:space="0" w:color="auto"/>
+              <w:bottom w:val="single" w:sz="4" w:space="0" w:color="auto"/>
+              <w:right w:val="single" w:sz="4" w:space="0" w:color="auto"/>
+            </w:tcBorders>
+            <w:tcMar>
+              <w:left w:w="108" w:type="dxa"/>
+              <w:right w:w="108" w:type="dxa"/>
+            </w:tcMar>
+          </w:tcPr>
+          <w:p>
+            <w:pPr>
+              <w:spacing w:after="200" w:line="276" w:lineRule="auto"/>
+              <w:jc w:val="center"/>
+              <w:rPr>
+                <w:rFonts w:ascii="Times New Roman" w:hAnsi="Times New Roman" w:cs="Times New Roman"/>
+              </w:rPr>
+            </w:pPr>
+            <w:r>
+              <w:rPr>
+                <w:rFonts w:ascii="Times New Roman" w:hAnsi="Times New Roman" w:cs="Times New Roman"/>
+              </w:rPr>
+              <w:t>7</w:t>
+            </w:r>
+            <w:r>
+              <w:rPr>
+                <w:rFonts w:ascii="Times New Roman" w:hAnsi="Times New Roman" w:cs="Times New Roman"/>
+              </w:rPr>
+              <w:t>0%</w:t>
+            </w:r>
+          </w:p>
+        </w:tc>
+      </w:tr>
+      <w:tr>
+        <w:trPr>
+          <w:trHeight w:val="300"/>
+        </w:trPr>
+        <w:tc>
+          <w:tcPr>
+            <w:tcW w:w="3563" w:type="dxa"/>
+            <w:gridSpan w:val="2"/>
+            <w:tcBorders>
+              <w:top w:val="single" w:sz="4" w:space="0" w:color="auto"/>
+              <w:left w:val="single" w:sz="4" w:space="0" w:color="auto"/>
+              <w:bottom w:val="single" w:sz="4" w:space="0" w:color="auto"/>
+              <w:right w:val="single" w:sz="4" w:space="0" w:color="auto"/>
+            </w:tcBorders>
+            <w:tcMar>
+              <w:left w:w="108" w:type="dxa"/>
+              <w:right w:w="108" w:type="dxa"/>
+            </w:tcMar>
+          </w:tcPr>
+          <w:p>
+            <w:pPr>
+              <w:spacing w:after="200" w:line="276" w:lineRule="auto"/>
+              <w:jc w:val="center"/>
+              <w:rPr>
+                <w:rFonts w:ascii="Times New Roman" w:hAnsi="Times New Roman" w:cs="Times New Roman"/>
+              </w:rPr>
+            </w:pPr>
+            <w:r>
+              <w:rPr>
+                <w:rFonts w:ascii="Times New Roman" w:eastAsia="Arial" w:hAnsi="Times New Roman" w:cs="Times New Roman"/>
+                <w:sz w:val="22"/>
+                <w:szCs w:val="22"/>
+                <w:lang w:val="es"/>
+              </w:rPr>
               <w:t>Módulo 3: Motor de inscripción automatizada</w:t>
             </w:r>
           </w:p>
@@ -3691,6 +5708,7 @@
                 <w:szCs w:val="22"/>
                 <w:lang w:val="es-EC"/>
               </w:rPr>
+              <w:lastRenderedPageBreak/>
               <w:t>Ricardo Mazzini</w:t>
             </w:r>
           </w:p>
@@ -4013,7 +6031,6 @@
                 <w:szCs w:val="22"/>
                 <w:lang w:val="es-EC"/>
               </w:rPr>
-              <w:lastRenderedPageBreak/>
               <w:t>Mariela Nuñez</w:t>
             </w:r>
           </w:p>
@@ -5115,6 +7132,7 @@
                 <w:sz w:val="22"/>
                 <w:szCs w:val="22"/>
               </w:rPr>
+              <w:lastRenderedPageBreak/>
               <w:t>Jessie Alay</w:t>
             </w:r>
           </w:p>
@@ -5323,7 +7341,6 @@
                 <w:szCs w:val="22"/>
                 <w:lang w:val="es-EC"/>
               </w:rPr>
-              <w:lastRenderedPageBreak/>
               <w:t>Adrian Gavilanes</w:t>
             </w:r>
           </w:p>
@@ -6477,6 +8494,7 @@
                 <w:rFonts w:ascii="Times New Roman" w:hAnsi="Times New Roman" w:cs="Times New Roman"/>
                 <w:lang w:val="es-EC"/>
               </w:rPr>
+              <w:lastRenderedPageBreak/>
               <w:t>Desarrollo del documento de alcance y requerimientos</w:t>
             </w:r>
           </w:p>
@@ -6538,6 +8556,7 @@
                 <w:color w:val="000000" w:themeColor="text1"/>
                 <w:lang w:val="es"/>
               </w:rPr>
+              <w:lastRenderedPageBreak/>
               <w:t>LISTA DE PARTICIPANTES</w:t>
             </w:r>
           </w:p>
@@ -6578,7 +8597,6 @@
                 <w:color w:val="000000" w:themeColor="text1"/>
                 <w:lang w:val="es"/>
               </w:rPr>
-              <w:lastRenderedPageBreak/>
               <w:t>Nombre y Apellido</w:t>
             </w:r>
           </w:p>
@@ -7728,6 +9746,7 @@
                 <w:color w:val="000000" w:themeColor="text1"/>
                 <w:lang w:val="es"/>
               </w:rPr>
+              <w:lastRenderedPageBreak/>
               <w:t>LISTA DE PARTICIPANTES</w:t>
             </w:r>
           </w:p>
@@ -7768,7 +9787,6 @@
                 <w:color w:val="000000" w:themeColor="text1"/>
                 <w:lang w:val="es"/>
               </w:rPr>
-              <w:lastRenderedPageBreak/>
               <w:t>Nombre y Apellido</w:t>
             </w:r>
           </w:p>
@@ -9233,7 +11251,7 @@
   <w:style w:type="paragraph" w:default="1" w:styleId="Normal">
     <w:name w:val="Normal"/>
     <w:qFormat/>
-    <w:rsid w:val="00B16369"/>
+    <w:rsid w:val="00B90C56"/>
   </w:style>
   <w:style w:type="character" w:default="1" w:styleId="Fuentedeprrafopredeter">
     <w:name w:val="Default Paragraph Font"/>
